--- a/supplementary/tables_word/Table_5_SHAP_Perturbation_Attribution.docx
+++ b/supplementary/tables_word/Table_5_SHAP_Perturbation_Attribution.docx
@@ -4,23 +4,7 @@
   <w:body>
     <w:p>
       <w:pPr>
-        <w:spacing w:before="80" w:after="80" w:line="276" w:lineRule="auto"/>
-        <w:jc w:val="both"/>
-      </w:pPr>
-      <w:r>
-        <w:rPr>
-          <w:rFonts w:ascii="Times New Roman" w:hAnsi="Times New Roman"/>
-          <w:b/>
-          <w:i w:val="0"/>
-          <w:color w:val="000000"/>
-          <w:sz w:val="24"/>
-        </w:rPr>
-        <w:t>Supplementary Table S5</w:t>
-      </w:r>
-    </w:p>
-    <w:p>
-      <w:pPr>
-        <w:spacing w:before="80" w:after="80" w:line="276" w:lineRule="auto"/>
+        <w:spacing w:before="0" w:after="120" w:line="276" w:lineRule="auto"/>
         <w:jc w:val="both"/>
       </w:pPr>
       <w:r>
@@ -63,10 +47,10 @@
             <w:tcW w:type="dxa" w:w="3120"/>
             <w:vAlign w:val="center"/>
             <w:tcMar>
-              <w:top w:w="90" w:type="dxa"/>
-              <w:bottom w:w="90" w:type="dxa"/>
-              <w:left w:w="130" w:type="dxa"/>
-              <w:right w:w="130" w:type="dxa"/>
+              <w:top w:w="70" w:type="dxa"/>
+              <w:bottom w:w="70" w:type="dxa"/>
+              <w:left w:w="100" w:type="dxa"/>
+              <w:right w:w="100" w:type="dxa"/>
             </w:tcMar>
           </w:tcPr>
           <w:p>
@@ -80,7 +64,7 @@
                 <w:rFonts w:ascii="Times New Roman" w:hAnsi="Times New Roman"/>
                 <w:b/>
                 <w:color w:val="000000"/>
-                <w:sz w:val="20"/>
+                <w:sz w:val="19"/>
               </w:rPr>
               <w:t>Master Regulator</w:t>
             </w:r>
@@ -91,10 +75,10 @@
             <w:tcW w:type="dxa" w:w="3120"/>
             <w:vAlign w:val="center"/>
             <w:tcMar>
-              <w:top w:w="90" w:type="dxa"/>
-              <w:bottom w:w="90" w:type="dxa"/>
-              <w:left w:w="130" w:type="dxa"/>
-              <w:right w:w="130" w:type="dxa"/>
+              <w:top w:w="70" w:type="dxa"/>
+              <w:bottom w:w="70" w:type="dxa"/>
+              <w:left w:w="100" w:type="dxa"/>
+              <w:right w:w="100" w:type="dxa"/>
             </w:tcMar>
           </w:tcPr>
           <w:p>
@@ -108,7 +92,7 @@
                 <w:rFonts w:ascii="Times New Roman" w:hAnsi="Times New Roman"/>
                 <w:b/>
                 <w:color w:val="000000"/>
-                <w:sz w:val="20"/>
+                <w:sz w:val="19"/>
               </w:rPr>
               <w:t>Mean Absolute SHAP Impact</w:t>
             </w:r>
@@ -119,10 +103,10 @@
             <w:tcW w:type="dxa" w:w="3120"/>
             <w:vAlign w:val="center"/>
             <w:tcMar>
-              <w:top w:w="90" w:type="dxa"/>
-              <w:bottom w:w="90" w:type="dxa"/>
-              <w:left w:w="130" w:type="dxa"/>
-              <w:right w:w="130" w:type="dxa"/>
+              <w:top w:w="70" w:type="dxa"/>
+              <w:bottom w:w="70" w:type="dxa"/>
+              <w:left w:w="100" w:type="dxa"/>
+              <w:right w:w="100" w:type="dxa"/>
             </w:tcMar>
           </w:tcPr>
           <w:p>
@@ -136,7 +120,7 @@
                 <w:rFonts w:ascii="Times New Roman" w:hAnsi="Times New Roman"/>
                 <w:b/>
                 <w:color w:val="000000"/>
-                <w:sz w:val="20"/>
+                <w:sz w:val="19"/>
               </w:rPr>
               <w:t>Feature Weight Sum</w:t>
             </w:r>
@@ -149,10 +133,10 @@
             <w:tcW w:type="dxa" w:w="3120"/>
             <w:vAlign w:val="center"/>
             <w:tcMar>
-              <w:top w:w="90" w:type="dxa"/>
-              <w:bottom w:w="90" w:type="dxa"/>
-              <w:left w:w="130" w:type="dxa"/>
-              <w:right w:w="130" w:type="dxa"/>
+              <w:top w:w="70" w:type="dxa"/>
+              <w:bottom w:w="70" w:type="dxa"/>
+              <w:left w:w="100" w:type="dxa"/>
+              <w:right w:w="100" w:type="dxa"/>
             </w:tcMar>
           </w:tcPr>
           <w:p>
@@ -166,7 +150,7 @@
                 <w:rFonts w:ascii="Times New Roman" w:hAnsi="Times New Roman"/>
                 <w:b w:val="0"/>
                 <w:color w:val="000000"/>
-                <w:sz w:val="20"/>
+                <w:sz w:val="19"/>
               </w:rPr>
               <w:t>JUND</w:t>
             </w:r>
@@ -177,10 +161,10 @@
             <w:tcW w:type="dxa" w:w="3120"/>
             <w:vAlign w:val="center"/>
             <w:tcMar>
-              <w:top w:w="90" w:type="dxa"/>
-              <w:bottom w:w="90" w:type="dxa"/>
-              <w:left w:w="130" w:type="dxa"/>
-              <w:right w:w="130" w:type="dxa"/>
+              <w:top w:w="70" w:type="dxa"/>
+              <w:bottom w:w="70" w:type="dxa"/>
+              <w:left w:w="100" w:type="dxa"/>
+              <w:right w:w="100" w:type="dxa"/>
             </w:tcMar>
           </w:tcPr>
           <w:p>
@@ -194,7 +178,7 @@
                 <w:rFonts w:ascii="Times New Roman" w:hAnsi="Times New Roman"/>
                 <w:b w:val="0"/>
                 <w:color w:val="000000"/>
-                <w:sz w:val="20"/>
+                <w:sz w:val="19"/>
               </w:rPr>
               <w:t>0.029582</w:t>
             </w:r>
@@ -205,10 +189,10 @@
             <w:tcW w:type="dxa" w:w="3120"/>
             <w:vAlign w:val="center"/>
             <w:tcMar>
-              <w:top w:w="90" w:type="dxa"/>
-              <w:bottom w:w="90" w:type="dxa"/>
-              <w:left w:w="130" w:type="dxa"/>
-              <w:right w:w="130" w:type="dxa"/>
+              <w:top w:w="70" w:type="dxa"/>
+              <w:bottom w:w="70" w:type="dxa"/>
+              <w:left w:w="100" w:type="dxa"/>
+              <w:right w:w="100" w:type="dxa"/>
             </w:tcMar>
           </w:tcPr>
           <w:p>
@@ -222,7 +206,7 @@
                 <w:rFonts w:ascii="Times New Roman" w:hAnsi="Times New Roman"/>
                 <w:b w:val="0"/>
                 <w:color w:val="000000"/>
-                <w:sz w:val="20"/>
+                <w:sz w:val="19"/>
               </w:rPr>
               <w:t>3,798.18</w:t>
             </w:r>
@@ -235,10 +219,10 @@
             <w:tcW w:type="dxa" w:w="3120"/>
             <w:vAlign w:val="center"/>
             <w:tcMar>
-              <w:top w:w="90" w:type="dxa"/>
-              <w:bottom w:w="90" w:type="dxa"/>
-              <w:left w:w="130" w:type="dxa"/>
-              <w:right w:w="130" w:type="dxa"/>
+              <w:top w:w="70" w:type="dxa"/>
+              <w:bottom w:w="70" w:type="dxa"/>
+              <w:left w:w="100" w:type="dxa"/>
+              <w:right w:w="100" w:type="dxa"/>
             </w:tcMar>
           </w:tcPr>
           <w:p>
@@ -252,7 +236,7 @@
                 <w:rFonts w:ascii="Times New Roman" w:hAnsi="Times New Roman"/>
                 <w:b w:val="0"/>
                 <w:color w:val="000000"/>
-                <w:sz w:val="20"/>
+                <w:sz w:val="19"/>
               </w:rPr>
               <w:t>MYC</w:t>
             </w:r>
@@ -263,10 +247,10 @@
             <w:tcW w:type="dxa" w:w="3120"/>
             <w:vAlign w:val="center"/>
             <w:tcMar>
-              <w:top w:w="90" w:type="dxa"/>
-              <w:bottom w:w="90" w:type="dxa"/>
-              <w:left w:w="130" w:type="dxa"/>
-              <w:right w:w="130" w:type="dxa"/>
+              <w:top w:w="70" w:type="dxa"/>
+              <w:bottom w:w="70" w:type="dxa"/>
+              <w:left w:w="100" w:type="dxa"/>
+              <w:right w:w="100" w:type="dxa"/>
             </w:tcMar>
           </w:tcPr>
           <w:p>
@@ -280,7 +264,7 @@
                 <w:rFonts w:ascii="Times New Roman" w:hAnsi="Times New Roman"/>
                 <w:b w:val="0"/>
                 <w:color w:val="000000"/>
-                <w:sz w:val="20"/>
+                <w:sz w:val="19"/>
               </w:rPr>
               <w:t>0.017427</w:t>
             </w:r>
@@ -291,10 +275,10 @@
             <w:tcW w:type="dxa" w:w="3120"/>
             <w:vAlign w:val="center"/>
             <w:tcMar>
-              <w:top w:w="90" w:type="dxa"/>
-              <w:bottom w:w="90" w:type="dxa"/>
-              <w:left w:w="130" w:type="dxa"/>
-              <w:right w:w="130" w:type="dxa"/>
+              <w:top w:w="70" w:type="dxa"/>
+              <w:bottom w:w="70" w:type="dxa"/>
+              <w:left w:w="100" w:type="dxa"/>
+              <w:right w:w="100" w:type="dxa"/>
             </w:tcMar>
           </w:tcPr>
           <w:p>
@@ -308,7 +292,7 @@
                 <w:rFonts w:ascii="Times New Roman" w:hAnsi="Times New Roman"/>
                 <w:b w:val="0"/>
                 <w:color w:val="000000"/>
-                <w:sz w:val="20"/>
+                <w:sz w:val="19"/>
               </w:rPr>
               <w:t>3,391.99</w:t>
             </w:r>
@@ -321,10 +305,10 @@
             <w:tcW w:type="dxa" w:w="3120"/>
             <w:vAlign w:val="center"/>
             <w:tcMar>
-              <w:top w:w="90" w:type="dxa"/>
-              <w:bottom w:w="90" w:type="dxa"/>
-              <w:left w:w="130" w:type="dxa"/>
-              <w:right w:w="130" w:type="dxa"/>
+              <w:top w:w="70" w:type="dxa"/>
+              <w:bottom w:w="70" w:type="dxa"/>
+              <w:left w:w="100" w:type="dxa"/>
+              <w:right w:w="100" w:type="dxa"/>
             </w:tcMar>
           </w:tcPr>
           <w:p>
@@ -338,7 +322,7 @@
                 <w:rFonts w:ascii="Times New Roman" w:hAnsi="Times New Roman"/>
                 <w:b w:val="0"/>
                 <w:color w:val="000000"/>
-                <w:sz w:val="20"/>
+                <w:sz w:val="19"/>
               </w:rPr>
               <w:t>MAX</w:t>
             </w:r>
@@ -349,10 +333,10 @@
             <w:tcW w:type="dxa" w:w="3120"/>
             <w:vAlign w:val="center"/>
             <w:tcMar>
-              <w:top w:w="90" w:type="dxa"/>
-              <w:bottom w:w="90" w:type="dxa"/>
-              <w:left w:w="130" w:type="dxa"/>
-              <w:right w:w="130" w:type="dxa"/>
+              <w:top w:w="70" w:type="dxa"/>
+              <w:bottom w:w="70" w:type="dxa"/>
+              <w:left w:w="100" w:type="dxa"/>
+              <w:right w:w="100" w:type="dxa"/>
             </w:tcMar>
           </w:tcPr>
           <w:p>
@@ -366,7 +350,7 @@
                 <w:rFonts w:ascii="Times New Roman" w:hAnsi="Times New Roman"/>
                 <w:b w:val="0"/>
                 <w:color w:val="000000"/>
-                <w:sz w:val="20"/>
+                <w:sz w:val="19"/>
               </w:rPr>
               <w:t>0.012536</w:t>
             </w:r>
@@ -377,10 +361,10 @@
             <w:tcW w:type="dxa" w:w="3120"/>
             <w:vAlign w:val="center"/>
             <w:tcMar>
-              <w:top w:w="90" w:type="dxa"/>
-              <w:bottom w:w="90" w:type="dxa"/>
-              <w:left w:w="130" w:type="dxa"/>
-              <w:right w:w="130" w:type="dxa"/>
+              <w:top w:w="70" w:type="dxa"/>
+              <w:bottom w:w="70" w:type="dxa"/>
+              <w:left w:w="100" w:type="dxa"/>
+              <w:right w:w="100" w:type="dxa"/>
             </w:tcMar>
           </w:tcPr>
           <w:p>
@@ -394,7 +378,7 @@
                 <w:rFonts w:ascii="Times New Roman" w:hAnsi="Times New Roman"/>
                 <w:b w:val="0"/>
                 <w:color w:val="000000"/>
-                <w:sz w:val="20"/>
+                <w:sz w:val="19"/>
               </w:rPr>
               <w:t>3,594.96</w:t>
             </w:r>
@@ -407,10 +391,10 @@
             <w:tcW w:type="dxa" w:w="3120"/>
             <w:vAlign w:val="center"/>
             <w:tcMar>
-              <w:top w:w="90" w:type="dxa"/>
-              <w:bottom w:w="90" w:type="dxa"/>
-              <w:left w:w="130" w:type="dxa"/>
-              <w:right w:w="130" w:type="dxa"/>
+              <w:top w:w="70" w:type="dxa"/>
+              <w:bottom w:w="70" w:type="dxa"/>
+              <w:left w:w="100" w:type="dxa"/>
+              <w:right w:w="100" w:type="dxa"/>
             </w:tcMar>
           </w:tcPr>
           <w:p>
@@ -424,7 +408,7 @@
                 <w:rFonts w:ascii="Times New Roman" w:hAnsi="Times New Roman"/>
                 <w:b w:val="0"/>
                 <w:color w:val="000000"/>
-                <w:sz w:val="20"/>
+                <w:sz w:val="19"/>
               </w:rPr>
               <w:t>EP300</w:t>
             </w:r>
@@ -435,10 +419,10 @@
             <w:tcW w:type="dxa" w:w="3120"/>
             <w:vAlign w:val="center"/>
             <w:tcMar>
-              <w:top w:w="90" w:type="dxa"/>
-              <w:bottom w:w="90" w:type="dxa"/>
-              <w:left w:w="130" w:type="dxa"/>
-              <w:right w:w="130" w:type="dxa"/>
+              <w:top w:w="70" w:type="dxa"/>
+              <w:bottom w:w="70" w:type="dxa"/>
+              <w:left w:w="100" w:type="dxa"/>
+              <w:right w:w="100" w:type="dxa"/>
             </w:tcMar>
           </w:tcPr>
           <w:p>
@@ -452,7 +436,7 @@
                 <w:rFonts w:ascii="Times New Roman" w:hAnsi="Times New Roman"/>
                 <w:b w:val="0"/>
                 <w:color w:val="000000"/>
-                <w:sz w:val="20"/>
+                <w:sz w:val="19"/>
               </w:rPr>
               <w:t>0.011668</w:t>
             </w:r>
@@ -463,10 +447,10 @@
             <w:tcW w:type="dxa" w:w="3120"/>
             <w:vAlign w:val="center"/>
             <w:tcMar>
-              <w:top w:w="90" w:type="dxa"/>
-              <w:bottom w:w="90" w:type="dxa"/>
-              <w:left w:w="130" w:type="dxa"/>
-              <w:right w:w="130" w:type="dxa"/>
+              <w:top w:w="70" w:type="dxa"/>
+              <w:bottom w:w="70" w:type="dxa"/>
+              <w:left w:w="100" w:type="dxa"/>
+              <w:right w:w="100" w:type="dxa"/>
             </w:tcMar>
           </w:tcPr>
           <w:p>
@@ -480,7 +464,7 @@
                 <w:rFonts w:ascii="Times New Roman" w:hAnsi="Times New Roman"/>
                 <w:b w:val="0"/>
                 <w:color w:val="000000"/>
-                <w:sz w:val="20"/>
+                <w:sz w:val="19"/>
               </w:rPr>
               <w:t>3,690.95</w:t>
             </w:r>
@@ -493,10 +477,10 @@
             <w:tcW w:type="dxa" w:w="3120"/>
             <w:vAlign w:val="center"/>
             <w:tcMar>
-              <w:top w:w="90" w:type="dxa"/>
-              <w:bottom w:w="90" w:type="dxa"/>
-              <w:left w:w="130" w:type="dxa"/>
-              <w:right w:w="130" w:type="dxa"/>
+              <w:top w:w="70" w:type="dxa"/>
+              <w:bottom w:w="70" w:type="dxa"/>
+              <w:left w:w="100" w:type="dxa"/>
+              <w:right w:w="100" w:type="dxa"/>
             </w:tcMar>
           </w:tcPr>
           <w:p>
@@ -510,7 +494,7 @@
                 <w:rFonts w:ascii="Times New Roman" w:hAnsi="Times New Roman"/>
                 <w:b w:val="0"/>
                 <w:color w:val="000000"/>
-                <w:sz w:val="20"/>
+                <w:sz w:val="19"/>
               </w:rPr>
               <w:t>CTCF</w:t>
             </w:r>
@@ -521,10 +505,10 @@
             <w:tcW w:type="dxa" w:w="3120"/>
             <w:vAlign w:val="center"/>
             <w:tcMar>
-              <w:top w:w="90" w:type="dxa"/>
-              <w:bottom w:w="90" w:type="dxa"/>
-              <w:left w:w="130" w:type="dxa"/>
-              <w:right w:w="130" w:type="dxa"/>
+              <w:top w:w="70" w:type="dxa"/>
+              <w:bottom w:w="70" w:type="dxa"/>
+              <w:left w:w="100" w:type="dxa"/>
+              <w:right w:w="100" w:type="dxa"/>
             </w:tcMar>
           </w:tcPr>
           <w:p>
@@ -538,7 +522,7 @@
                 <w:rFonts w:ascii="Times New Roman" w:hAnsi="Times New Roman"/>
                 <w:b w:val="0"/>
                 <w:color w:val="000000"/>
-                <w:sz w:val="20"/>
+                <w:sz w:val="19"/>
               </w:rPr>
               <w:t>0.008296</w:t>
             </w:r>
@@ -549,10 +533,10 @@
             <w:tcW w:type="dxa" w:w="3120"/>
             <w:vAlign w:val="center"/>
             <w:tcMar>
-              <w:top w:w="90" w:type="dxa"/>
-              <w:bottom w:w="90" w:type="dxa"/>
-              <w:left w:w="130" w:type="dxa"/>
-              <w:right w:w="130" w:type="dxa"/>
+              <w:top w:w="70" w:type="dxa"/>
+              <w:bottom w:w="70" w:type="dxa"/>
+              <w:left w:w="100" w:type="dxa"/>
+              <w:right w:w="100" w:type="dxa"/>
             </w:tcMar>
           </w:tcPr>
           <w:p>
@@ -566,7 +550,7 @@
                 <w:rFonts w:ascii="Times New Roman" w:hAnsi="Times New Roman"/>
                 <w:b w:val="0"/>
                 <w:color w:val="000000"/>
-                <w:sz w:val="20"/>
+                <w:sz w:val="19"/>
               </w:rPr>
               <w:t>4,484.27</w:t>
             </w:r>
@@ -579,10 +563,10 @@
             <w:tcW w:type="dxa" w:w="3120"/>
             <w:vAlign w:val="center"/>
             <w:tcMar>
-              <w:top w:w="90" w:type="dxa"/>
-              <w:bottom w:w="90" w:type="dxa"/>
-              <w:left w:w="130" w:type="dxa"/>
-              <w:right w:w="130" w:type="dxa"/>
+              <w:top w:w="70" w:type="dxa"/>
+              <w:bottom w:w="70" w:type="dxa"/>
+              <w:left w:w="100" w:type="dxa"/>
+              <w:right w:w="100" w:type="dxa"/>
             </w:tcMar>
           </w:tcPr>
           <w:p>
@@ -596,7 +580,7 @@
                 <w:rFonts w:ascii="Times New Roman" w:hAnsi="Times New Roman"/>
                 <w:b w:val="0"/>
                 <w:color w:val="000000"/>
-                <w:sz w:val="20"/>
+                <w:sz w:val="19"/>
               </w:rPr>
               <w:t>HDAC2</w:t>
             </w:r>
@@ -607,10 +591,10 @@
             <w:tcW w:type="dxa" w:w="3120"/>
             <w:vAlign w:val="center"/>
             <w:tcMar>
-              <w:top w:w="90" w:type="dxa"/>
-              <w:bottom w:w="90" w:type="dxa"/>
-              <w:left w:w="130" w:type="dxa"/>
-              <w:right w:w="130" w:type="dxa"/>
+              <w:top w:w="70" w:type="dxa"/>
+              <w:bottom w:w="70" w:type="dxa"/>
+              <w:left w:w="100" w:type="dxa"/>
+              <w:right w:w="100" w:type="dxa"/>
             </w:tcMar>
           </w:tcPr>
           <w:p>
@@ -624,7 +608,7 @@
                 <w:rFonts w:ascii="Times New Roman" w:hAnsi="Times New Roman"/>
                 <w:b w:val="0"/>
                 <w:color w:val="000000"/>
-                <w:sz w:val="20"/>
+                <w:sz w:val="19"/>
               </w:rPr>
               <w:t>0.006833</w:t>
             </w:r>
@@ -635,10 +619,10 @@
             <w:tcW w:type="dxa" w:w="3120"/>
             <w:vAlign w:val="center"/>
             <w:tcMar>
-              <w:top w:w="90" w:type="dxa"/>
-              <w:bottom w:w="90" w:type="dxa"/>
-              <w:left w:w="130" w:type="dxa"/>
-              <w:right w:w="130" w:type="dxa"/>
+              <w:top w:w="70" w:type="dxa"/>
+              <w:bottom w:w="70" w:type="dxa"/>
+              <w:left w:w="100" w:type="dxa"/>
+              <w:right w:w="100" w:type="dxa"/>
             </w:tcMar>
           </w:tcPr>
           <w:p>
@@ -652,7 +636,7 @@
                 <w:rFonts w:ascii="Times New Roman" w:hAnsi="Times New Roman"/>
                 <w:b w:val="0"/>
                 <w:color w:val="000000"/>
-                <w:sz w:val="20"/>
+                <w:sz w:val="19"/>
               </w:rPr>
               <w:t>3,451.96</w:t>
             </w:r>
@@ -665,10 +649,10 @@
             <w:tcW w:type="dxa" w:w="3120"/>
             <w:vAlign w:val="center"/>
             <w:tcMar>
-              <w:top w:w="90" w:type="dxa"/>
-              <w:bottom w:w="90" w:type="dxa"/>
-              <w:left w:w="130" w:type="dxa"/>
-              <w:right w:w="130" w:type="dxa"/>
+              <w:top w:w="70" w:type="dxa"/>
+              <w:bottom w:w="70" w:type="dxa"/>
+              <w:left w:w="100" w:type="dxa"/>
+              <w:right w:w="100" w:type="dxa"/>
             </w:tcMar>
           </w:tcPr>
           <w:p>
@@ -682,7 +666,7 @@
                 <w:rFonts w:ascii="Times New Roman" w:hAnsi="Times New Roman"/>
                 <w:b w:val="0"/>
                 <w:color w:val="000000"/>
-                <w:sz w:val="20"/>
+                <w:sz w:val="19"/>
               </w:rPr>
               <w:t>SIN3A</w:t>
             </w:r>
@@ -693,10 +677,10 @@
             <w:tcW w:type="dxa" w:w="3120"/>
             <w:vAlign w:val="center"/>
             <w:tcMar>
-              <w:top w:w="90" w:type="dxa"/>
-              <w:bottom w:w="90" w:type="dxa"/>
-              <w:left w:w="130" w:type="dxa"/>
-              <w:right w:w="130" w:type="dxa"/>
+              <w:top w:w="70" w:type="dxa"/>
+              <w:bottom w:w="70" w:type="dxa"/>
+              <w:left w:w="100" w:type="dxa"/>
+              <w:right w:w="100" w:type="dxa"/>
             </w:tcMar>
           </w:tcPr>
           <w:p>
@@ -710,7 +694,7 @@
                 <w:rFonts w:ascii="Times New Roman" w:hAnsi="Times New Roman"/>
                 <w:b w:val="0"/>
                 <w:color w:val="000000"/>
-                <w:sz w:val="20"/>
+                <w:sz w:val="19"/>
               </w:rPr>
               <w:t>0.006764</w:t>
             </w:r>
@@ -721,10 +705,10 @@
             <w:tcW w:type="dxa" w:w="3120"/>
             <w:vAlign w:val="center"/>
             <w:tcMar>
-              <w:top w:w="90" w:type="dxa"/>
-              <w:bottom w:w="90" w:type="dxa"/>
-              <w:left w:w="130" w:type="dxa"/>
-              <w:right w:w="130" w:type="dxa"/>
+              <w:top w:w="70" w:type="dxa"/>
+              <w:bottom w:w="70" w:type="dxa"/>
+              <w:left w:w="100" w:type="dxa"/>
+              <w:right w:w="100" w:type="dxa"/>
             </w:tcMar>
           </w:tcPr>
           <w:p>
@@ -738,7 +722,7 @@
                 <w:rFonts w:ascii="Times New Roman" w:hAnsi="Times New Roman"/>
                 <w:b w:val="0"/>
                 <w:color w:val="000000"/>
-                <w:sz w:val="20"/>
+                <w:sz w:val="19"/>
               </w:rPr>
               <w:t>3,713.95</w:t>
             </w:r>
@@ -751,10 +735,10 @@
             <w:tcW w:type="dxa" w:w="3120"/>
             <w:vAlign w:val="center"/>
             <w:tcMar>
-              <w:top w:w="90" w:type="dxa"/>
-              <w:bottom w:w="90" w:type="dxa"/>
-              <w:left w:w="130" w:type="dxa"/>
-              <w:right w:w="130" w:type="dxa"/>
+              <w:top w:w="70" w:type="dxa"/>
+              <w:bottom w:w="70" w:type="dxa"/>
+              <w:left w:w="100" w:type="dxa"/>
+              <w:right w:w="100" w:type="dxa"/>
             </w:tcMar>
           </w:tcPr>
           <w:p>
@@ -768,7 +752,7 @@
                 <w:rFonts w:ascii="Times New Roman" w:hAnsi="Times New Roman"/>
                 <w:b w:val="0"/>
                 <w:color w:val="000000"/>
-                <w:sz w:val="20"/>
+                <w:sz w:val="19"/>
               </w:rPr>
               <w:t>SP1</w:t>
             </w:r>
@@ -779,10 +763,10 @@
             <w:tcW w:type="dxa" w:w="3120"/>
             <w:vAlign w:val="center"/>
             <w:tcMar>
-              <w:top w:w="90" w:type="dxa"/>
-              <w:bottom w:w="90" w:type="dxa"/>
-              <w:left w:w="130" w:type="dxa"/>
-              <w:right w:w="130" w:type="dxa"/>
+              <w:top w:w="70" w:type="dxa"/>
+              <w:bottom w:w="70" w:type="dxa"/>
+              <w:left w:w="100" w:type="dxa"/>
+              <w:right w:w="100" w:type="dxa"/>
             </w:tcMar>
           </w:tcPr>
           <w:p>
@@ -796,7 +780,7 @@
                 <w:rFonts w:ascii="Times New Roman" w:hAnsi="Times New Roman"/>
                 <w:b w:val="0"/>
                 <w:color w:val="000000"/>
-                <w:sz w:val="20"/>
+                <w:sz w:val="19"/>
               </w:rPr>
               <w:t>0.005498</w:t>
             </w:r>
@@ -807,10 +791,10 @@
             <w:tcW w:type="dxa" w:w="3120"/>
             <w:vAlign w:val="center"/>
             <w:tcMar>
-              <w:top w:w="90" w:type="dxa"/>
-              <w:bottom w:w="90" w:type="dxa"/>
-              <w:left w:w="130" w:type="dxa"/>
-              <w:right w:w="130" w:type="dxa"/>
+              <w:top w:w="70" w:type="dxa"/>
+              <w:bottom w:w="70" w:type="dxa"/>
+              <w:left w:w="100" w:type="dxa"/>
+              <w:right w:w="100" w:type="dxa"/>
             </w:tcMar>
           </w:tcPr>
           <w:p>
@@ -824,7 +808,7 @@
                 <w:rFonts w:ascii="Times New Roman" w:hAnsi="Times New Roman"/>
                 <w:b w:val="0"/>
                 <w:color w:val="000000"/>
-                <w:sz w:val="20"/>
+                <w:sz w:val="19"/>
               </w:rPr>
               <w:t>3,979.86</w:t>
             </w:r>
@@ -837,10 +821,10 @@
             <w:tcW w:type="dxa" w:w="3120"/>
             <w:vAlign w:val="center"/>
             <w:tcMar>
-              <w:top w:w="90" w:type="dxa"/>
-              <w:bottom w:w="90" w:type="dxa"/>
-              <w:left w:w="130" w:type="dxa"/>
-              <w:right w:w="130" w:type="dxa"/>
+              <w:top w:w="70" w:type="dxa"/>
+              <w:bottom w:w="70" w:type="dxa"/>
+              <w:left w:w="100" w:type="dxa"/>
+              <w:right w:w="100" w:type="dxa"/>
             </w:tcMar>
           </w:tcPr>
           <w:p>
@@ -854,7 +838,7 @@
                 <w:rFonts w:ascii="Times New Roman" w:hAnsi="Times New Roman"/>
                 <w:b w:val="0"/>
                 <w:color w:val="000000"/>
-                <w:sz w:val="20"/>
+                <w:sz w:val="19"/>
               </w:rPr>
               <w:t>POLR2A</w:t>
             </w:r>
@@ -865,10 +849,10 @@
             <w:tcW w:type="dxa" w:w="3120"/>
             <w:vAlign w:val="center"/>
             <w:tcMar>
-              <w:top w:w="90" w:type="dxa"/>
-              <w:bottom w:w="90" w:type="dxa"/>
-              <w:left w:w="130" w:type="dxa"/>
-              <w:right w:w="130" w:type="dxa"/>
+              <w:top w:w="70" w:type="dxa"/>
+              <w:bottom w:w="70" w:type="dxa"/>
+              <w:left w:w="100" w:type="dxa"/>
+              <w:right w:w="100" w:type="dxa"/>
             </w:tcMar>
           </w:tcPr>
           <w:p>
@@ -882,7 +866,7 @@
                 <w:rFonts w:ascii="Times New Roman" w:hAnsi="Times New Roman"/>
                 <w:b w:val="0"/>
                 <w:color w:val="000000"/>
-                <w:sz w:val="20"/>
+                <w:sz w:val="19"/>
               </w:rPr>
               <w:t>0.004045</w:t>
             </w:r>
@@ -893,10 +877,10 @@
             <w:tcW w:type="dxa" w:w="3120"/>
             <w:vAlign w:val="center"/>
             <w:tcMar>
-              <w:top w:w="90" w:type="dxa"/>
-              <w:bottom w:w="90" w:type="dxa"/>
-              <w:left w:w="130" w:type="dxa"/>
-              <w:right w:w="130" w:type="dxa"/>
+              <w:top w:w="70" w:type="dxa"/>
+              <w:bottom w:w="70" w:type="dxa"/>
+              <w:left w:w="100" w:type="dxa"/>
+              <w:right w:w="100" w:type="dxa"/>
             </w:tcMar>
           </w:tcPr>
           <w:p>
@@ -910,7 +894,7 @@
                 <w:rFonts w:ascii="Times New Roman" w:hAnsi="Times New Roman"/>
                 <w:b w:val="0"/>
                 <w:color w:val="000000"/>
-                <w:sz w:val="20"/>
+                <w:sz w:val="19"/>
               </w:rPr>
               <w:t>4,186.99</w:t>
             </w:r>
@@ -923,10 +907,10 @@
             <w:tcW w:type="dxa" w:w="3120"/>
             <w:vAlign w:val="center"/>
             <w:tcMar>
-              <w:top w:w="90" w:type="dxa"/>
-              <w:bottom w:w="90" w:type="dxa"/>
-              <w:left w:w="130" w:type="dxa"/>
-              <w:right w:w="130" w:type="dxa"/>
+              <w:top w:w="70" w:type="dxa"/>
+              <w:bottom w:w="70" w:type="dxa"/>
+              <w:left w:w="100" w:type="dxa"/>
+              <w:right w:w="100" w:type="dxa"/>
             </w:tcMar>
           </w:tcPr>
           <w:p>
@@ -940,7 +924,7 @@
                 <w:rFonts w:ascii="Times New Roman" w:hAnsi="Times New Roman"/>
                 <w:b w:val="0"/>
                 <w:color w:val="000000"/>
-                <w:sz w:val="20"/>
+                <w:sz w:val="19"/>
               </w:rPr>
               <w:t>FOS</w:t>
             </w:r>
@@ -951,10 +935,10 @@
             <w:tcW w:type="dxa" w:w="3120"/>
             <w:vAlign w:val="center"/>
             <w:tcMar>
-              <w:top w:w="90" w:type="dxa"/>
-              <w:bottom w:w="90" w:type="dxa"/>
-              <w:left w:w="130" w:type="dxa"/>
-              <w:right w:w="130" w:type="dxa"/>
+              <w:top w:w="70" w:type="dxa"/>
+              <w:bottom w:w="70" w:type="dxa"/>
+              <w:left w:w="100" w:type="dxa"/>
+              <w:right w:w="100" w:type="dxa"/>
             </w:tcMar>
           </w:tcPr>
           <w:p>
@@ -968,7 +952,7 @@
                 <w:rFonts w:ascii="Times New Roman" w:hAnsi="Times New Roman"/>
                 <w:b w:val="0"/>
                 <w:color w:val="000000"/>
-                <w:sz w:val="20"/>
+                <w:sz w:val="19"/>
               </w:rPr>
               <w:t>0.003714</w:t>
             </w:r>
@@ -979,10 +963,10 @@
             <w:tcW w:type="dxa" w:w="3120"/>
             <w:vAlign w:val="center"/>
             <w:tcMar>
-              <w:top w:w="90" w:type="dxa"/>
-              <w:bottom w:w="90" w:type="dxa"/>
-              <w:left w:w="130" w:type="dxa"/>
-              <w:right w:w="130" w:type="dxa"/>
+              <w:top w:w="70" w:type="dxa"/>
+              <w:bottom w:w="70" w:type="dxa"/>
+              <w:left w:w="100" w:type="dxa"/>
+              <w:right w:w="100" w:type="dxa"/>
             </w:tcMar>
           </w:tcPr>
           <w:p>
@@ -996,7 +980,7 @@
                 <w:rFonts w:ascii="Times New Roman" w:hAnsi="Times New Roman"/>
                 <w:b w:val="0"/>
                 <w:color w:val="000000"/>
-                <w:sz w:val="20"/>
+                <w:sz w:val="19"/>
               </w:rPr>
               <w:t>3,931.08</w:t>
             </w:r>
@@ -1006,7 +990,7 @@
     </w:tbl>
     <w:p>
       <w:pPr>
-        <w:spacing w:before="80" w:after="80" w:line="276" w:lineRule="auto"/>
+        <w:spacing w:before="120" w:after="80" w:line="276" w:lineRule="auto"/>
         <w:jc w:val="both"/>
       </w:pPr>
       <w:r>
@@ -1015,7 +999,7 @@
           <w:b w:val="0"/>
           <w:i w:val="0"/>
           <w:color w:val="000000"/>
-          <w:sz w:val="19"/>
+          <w:sz w:val="18"/>
         </w:rPr>
         <w:t>Note: SHAP values computed via TreeExplainer from XGBoost Regressors predicting target gene perturbation responsiveness (test R2 = 0.742).</w:t>
       </w:r>
